--- a/python class.docx
+++ b/python class.docx
@@ -24,6 +24,26 @@
     </w:p>
     <w:p>
       <w:pPr>
+        <w:jc w:val="center"/>
+        <w:rPr>
+          <w:b/>
+          <w:bCs/>
+          <w:sz w:val="40"/>
+          <w:szCs w:val="40"/>
+        </w:rPr>
+      </w:pPr>
+      <w:r>
+        <w:rPr>
+          <w:b/>
+          <w:bCs/>
+          <w:sz w:val="40"/>
+          <w:szCs w:val="40"/>
+        </w:rPr>
+        <w:t>MILESTONE 1</w:t>
+      </w:r>
+    </w:p>
+    <w:p>
+      <w:pPr>
         <w:rPr>
           <w:b/>
           <w:bCs/>
@@ -463,6 +483,7 @@
           <w:b/>
           <w:bCs/>
         </w:rPr>
+        <w:lastRenderedPageBreak/>
         <w:t>git checkout:</w:t>
       </w:r>
     </w:p>
@@ -486,7 +507,6 @@
         <w:ind w:left="1080"/>
       </w:pPr>
       <w:r>
-        <w:lastRenderedPageBreak/>
         <w:t>.</w:t>
       </w:r>
     </w:p>
@@ -970,6 +990,7 @@
           <w:b/>
           <w:bCs/>
         </w:rPr>
+        <w:lastRenderedPageBreak/>
         <w:t>Delete:</w:t>
       </w:r>
       <w:r>
@@ -994,7 +1015,6 @@
           <w:b/>
           <w:bCs/>
         </w:rPr>
-        <w:lastRenderedPageBreak/>
         <w:t>API</w:t>
       </w:r>
     </w:p>
@@ -1150,6 +1170,2728 @@
       <w:r>
         <w:t>Print(txt)</w:t>
       </w:r>
+    </w:p>
+    <w:p>
+      <w:pPr>
+        <w:ind w:left="720"/>
+      </w:pPr>
+    </w:p>
+    <w:p>
+      <w:pPr>
+        <w:ind w:left="720"/>
+      </w:pPr>
+    </w:p>
+    <w:p>
+      <w:pPr>
+        <w:ind w:left="720"/>
+      </w:pPr>
+    </w:p>
+    <w:p>
+      <w:pPr>
+        <w:ind w:left="720"/>
+      </w:pPr>
+    </w:p>
+    <w:p>
+      <w:pPr>
+        <w:ind w:left="720"/>
+      </w:pPr>
+    </w:p>
+    <w:p>
+      <w:pPr>
+        <w:ind w:left="720"/>
+      </w:pPr>
+    </w:p>
+    <w:p>
+      <w:pPr>
+        <w:ind w:left="720"/>
+      </w:pPr>
+    </w:p>
+    <w:p>
+      <w:pPr>
+        <w:ind w:left="720"/>
+      </w:pPr>
+    </w:p>
+    <w:p>
+      <w:pPr>
+        <w:ind w:left="720"/>
+      </w:pPr>
+    </w:p>
+    <w:p>
+      <w:pPr>
+        <w:ind w:left="720"/>
+      </w:pPr>
+    </w:p>
+    <w:p>
+      <w:pPr>
+        <w:ind w:left="720"/>
+      </w:pPr>
+    </w:p>
+    <w:p>
+      <w:pPr>
+        <w:ind w:left="720"/>
+      </w:pPr>
+    </w:p>
+    <w:p>
+      <w:pPr>
+        <w:ind w:left="720"/>
+      </w:pPr>
+    </w:p>
+    <w:p>
+      <w:pPr>
+        <w:ind w:left="720"/>
+      </w:pPr>
+    </w:p>
+    <w:p>
+      <w:pPr>
+        <w:ind w:left="720"/>
+      </w:pPr>
+    </w:p>
+    <w:p>
+      <w:pPr>
+        <w:ind w:left="720"/>
+      </w:pPr>
+    </w:p>
+    <w:p>
+      <w:pPr>
+        <w:ind w:left="720"/>
+        <w:rPr>
+          <w:b/>
+          <w:bCs/>
+        </w:rPr>
+      </w:pPr>
+    </w:p>
+    <w:p>
+      <w:pPr>
+        <w:ind w:left="720"/>
+        <w:jc w:val="center"/>
+        <w:rPr>
+          <w:b/>
+          <w:bCs/>
+          <w:sz w:val="40"/>
+          <w:szCs w:val="40"/>
+        </w:rPr>
+      </w:pPr>
+      <w:r>
+        <w:rPr>
+          <w:b/>
+          <w:bCs/>
+          <w:sz w:val="40"/>
+          <w:szCs w:val="40"/>
+        </w:rPr>
+        <w:lastRenderedPageBreak/>
+        <w:t>MILESTONE 2</w:t>
+      </w:r>
+    </w:p>
+    <w:p>
+      <w:pPr>
+        <w:ind w:left="720"/>
+        <w:rPr>
+          <w:b/>
+          <w:bCs/>
+        </w:rPr>
+      </w:pPr>
+      <w:r>
+        <w:rPr>
+          <w:b/>
+          <w:bCs/>
+        </w:rPr>
+        <w:t>ARTIFICIAL INTELIIGENCE</w:t>
+      </w:r>
+    </w:p>
+    <w:p>
+      <w:pPr>
+        <w:ind w:left="720"/>
+      </w:pPr>
+      <w:r>
+        <w:t>AI is a method or set of techniques that allow systems to learn patterns, make decisions, and act autonomously without direct human intervention, mimicking human intelligence.</w:t>
+      </w:r>
+    </w:p>
+    <w:p>
+      <w:pPr>
+        <w:ind w:left="720"/>
+        <w:rPr>
+          <w:b/>
+          <w:bCs/>
+        </w:rPr>
+      </w:pPr>
+      <w:r>
+        <w:rPr>
+          <w:b/>
+          <w:bCs/>
+        </w:rPr>
+        <w:t>Key subfields include:</w:t>
+      </w:r>
+    </w:p>
+    <w:p>
+      <w:pPr>
+        <w:ind w:left="720"/>
+      </w:pPr>
+      <w:r>
+        <w:t>Machine Learning (ML)</w:t>
+      </w:r>
+    </w:p>
+    <w:p>
+      <w:pPr>
+        <w:ind w:left="720"/>
+      </w:pPr>
+      <w:r>
+        <w:t>Deep Learning (DL)</w:t>
+      </w:r>
+    </w:p>
+    <w:p>
+      <w:pPr>
+        <w:ind w:left="720"/>
+      </w:pPr>
+      <w:r>
+        <w:t>Natural Language Processing (NLP)</w:t>
+      </w:r>
+    </w:p>
+    <w:p>
+      <w:pPr>
+        <w:ind w:left="720"/>
+      </w:pPr>
+      <w:r>
+        <w:t>Reinforcement Learning (RL)</w:t>
+      </w:r>
+    </w:p>
+    <w:p>
+      <w:pPr>
+        <w:ind w:left="720"/>
+        <w:rPr>
+          <w:b/>
+          <w:bCs/>
+        </w:rPr>
+      </w:pPr>
+      <w:r>
+        <w:rPr>
+          <w:b/>
+          <w:bCs/>
+        </w:rPr>
+        <w:t>Typical steps in an AI project:</w:t>
+      </w:r>
+    </w:p>
+    <w:p>
+      <w:pPr>
+        <w:ind w:left="720"/>
+      </w:pPr>
+      <w:r>
+        <w:t>Collect data</w:t>
+      </w:r>
+    </w:p>
+    <w:p>
+      <w:pPr>
+        <w:ind w:left="720"/>
+      </w:pPr>
+      <w:r>
+        <w:t>Prepare and engineer features</w:t>
+      </w:r>
+    </w:p>
+    <w:p>
+      <w:pPr>
+        <w:ind w:left="720"/>
+      </w:pPr>
+      <w:r>
+        <w:t>Train a model</w:t>
+      </w:r>
+    </w:p>
+    <w:p>
+      <w:pPr>
+        <w:ind w:left="720"/>
+      </w:pPr>
+      <w:r>
+        <w:t>Evaluate on a holdout dataset</w:t>
+      </w:r>
+    </w:p>
+    <w:p>
+      <w:pPr>
+        <w:ind w:left="720"/>
+      </w:pPr>
+      <w:r>
+        <w:t>Deploy to production and monitor</w:t>
+      </w:r>
+    </w:p>
+    <w:p>
+      <w:pPr>
+        <w:ind w:left="720"/>
+        <w:rPr>
+          <w:b/>
+          <w:bCs/>
+        </w:rPr>
+      </w:pPr>
+      <w:r>
+        <w:rPr>
+          <w:b/>
+          <w:bCs/>
+        </w:rPr>
+        <w:t>Common applications:</w:t>
+      </w:r>
+    </w:p>
+    <w:p>
+      <w:pPr>
+        <w:ind w:left="720"/>
+      </w:pPr>
+      <w:r>
+        <w:t>Demand forecasting</w:t>
+      </w:r>
+    </w:p>
+    <w:p>
+      <w:pPr>
+        <w:ind w:left="720"/>
+      </w:pPr>
+      <w:r>
+        <w:t>Dynamic pricing</w:t>
+      </w:r>
+    </w:p>
+    <w:p>
+      <w:pPr>
+        <w:ind w:left="720"/>
+      </w:pPr>
+      <w:r>
+        <w:t>Customer analytics</w:t>
+      </w:r>
+    </w:p>
+    <w:p>
+      <w:pPr>
+        <w:ind w:left="720"/>
+        <w:rPr>
+          <w:b/>
+          <w:bCs/>
+        </w:rPr>
+      </w:pPr>
+      <w:r>
+        <w:rPr>
+          <w:b/>
+          <w:bCs/>
+        </w:rPr>
+        <w:t>LSTM and NLP Concepts</w:t>
+      </w:r>
+    </w:p>
+    <w:p>
+      <w:pPr>
+        <w:ind w:left="720"/>
+      </w:pPr>
+      <w:r>
+        <w:t xml:space="preserve"> LSTM (Long Short-Term Memory) is a special type of Recurrent Neural Network (RNN) designed to remember information for long periods, which works well with time-series data and in Natural Language Processing (NLP) tasks.</w:t>
+      </w:r>
+    </w:p>
+    <w:p>
+      <w:pPr>
+        <w:ind w:left="720"/>
+      </w:pPr>
+      <w:r>
+        <w:t>It has three gates: input, forget, and output gate.</w:t>
+      </w:r>
+    </w:p>
+    <w:p>
+      <w:pPr>
+        <w:ind w:left="720"/>
+      </w:pPr>
+      <w:r>
+        <w:t>NLP concepts mentioned include Sentiment analysis, Tokenization (breaking text into smaller units), Stemming (reducing words to their root form), Lemmatisation (reducing words to their base or dictionary form), and Part-of-speech (POS) tagging.</w:t>
+      </w:r>
+    </w:p>
+    <w:p>
+      <w:pPr>
+        <w:ind w:left="720"/>
+      </w:pPr>
+      <w:r>
+        <w:t>Named entity recognition (NER) is also listed, which involves identifying entities like persons, organizations, and dates.</w:t>
+      </w:r>
+    </w:p>
+    <w:p>
+      <w:pPr>
+        <w:ind w:left="720"/>
+        <w:rPr>
+          <w:b/>
+          <w:bCs/>
+        </w:rPr>
+      </w:pPr>
+      <w:r>
+        <w:rPr>
+          <w:b/>
+          <w:bCs/>
+        </w:rPr>
+        <w:t xml:space="preserve"> SVM and TF-IDF</w:t>
+      </w:r>
+    </w:p>
+    <w:p>
+      <w:pPr>
+        <w:ind w:left="720"/>
+      </w:pPr>
+      <w:r>
+        <w:t xml:space="preserve"> SVM (Support Vector Machine) is a supervised machine learning technique used for classification, regression, and outlier detection, which works by finding the optimal separation line between data points.</w:t>
+      </w:r>
+    </w:p>
+    <w:p>
+      <w:pPr>
+        <w:ind w:left="720"/>
+      </w:pPr>
+      <w:r>
+        <w:t>The data points closest to the separation line are called support vectors.</w:t>
+      </w:r>
+    </w:p>
+    <w:p>
+      <w:pPr>
+        <w:ind w:left="720"/>
+      </w:pPr>
+      <w:r>
+        <w:t>Hard margin implies perfect separation with no misclassification, while soft margin allows some misclassification.</w:t>
+      </w:r>
+    </w:p>
+    <w:p>
+      <w:pPr>
+        <w:ind w:left="720"/>
+      </w:pPr>
+      <w:r>
+        <w:t>TF-IDF (Term Frequency-Inverse Document Frequency) is a numerical statistic that reflects how important a word is to a document in a collection or corpus.</w:t>
+      </w:r>
+    </w:p>
+    <w:p>
+      <w:pPr>
+        <w:ind w:left="720"/>
+      </w:pPr>
+      <w:r>
+        <w:lastRenderedPageBreak/>
+        <w:t>TF measures how often a word appears in a document, and IDF measures how rare the word is across all documents.</w:t>
+      </w:r>
+    </w:p>
+    <w:p>
+      <w:pPr>
+        <w:ind w:left="720"/>
+        <w:rPr>
+          <w:b/>
+          <w:bCs/>
+        </w:rPr>
+      </w:pPr>
+      <w:r>
+        <w:rPr>
+          <w:b/>
+          <w:bCs/>
+        </w:rPr>
+        <w:t xml:space="preserve"> Reinforcement Learning Concepts</w:t>
+      </w:r>
+    </w:p>
+    <w:p>
+      <w:pPr>
+        <w:ind w:left="720"/>
+      </w:pPr>
+      <w:r>
+        <w:t xml:space="preserve"> Human in the loop and without human interaction</w:t>
+      </w:r>
+    </w:p>
+    <w:p>
+      <w:pPr>
+        <w:ind w:left="720"/>
+      </w:pPr>
+      <w:r>
+        <w:t>The image outlines two main concepts for Reinforcement Learning (RL) trials:</w:t>
+      </w:r>
+    </w:p>
+    <w:p>
+      <w:pPr>
+        <w:ind w:left="720"/>
+      </w:pPr>
+      <w:r>
+        <w:t>Human in the loop: This involves human interaction during the learning process.</w:t>
+      </w:r>
+    </w:p>
+    <w:p>
+      <w:pPr>
+        <w:ind w:left="720"/>
+      </w:pPr>
+      <w:r>
+        <w:t>Without human interaction: This refers to fully autonomous learning where no human involvement is needed.</w:t>
+      </w:r>
+    </w:p>
+    <w:p>
+      <w:pPr>
+        <w:ind w:left="720"/>
+        <w:rPr>
+          <w:b/>
+          <w:bCs/>
+        </w:rPr>
+      </w:pPr>
+      <w:r>
+        <w:rPr>
+          <w:b/>
+          <w:bCs/>
+        </w:rPr>
+        <w:t xml:space="preserve"> AI Agents Goals and Actions</w:t>
+      </w:r>
+    </w:p>
+    <w:p>
+      <w:pPr>
+        <w:ind w:left="720"/>
+      </w:pPr>
+      <w:r>
+        <w:t>Check stock levels automatically, predict when items will be out of stock, send alert to managers, auto generate purchase orders, and update demand forecasts daily</w:t>
+      </w:r>
+    </w:p>
+    <w:p>
+      <w:pPr>
+        <w:ind w:left="720"/>
+      </w:pPr>
+      <w:r>
+        <w:t>The general goals for AI agents listed are understanding, planning, taking actions, and a feedback loop. Specific agent actions provided as examples include:</w:t>
+      </w:r>
+    </w:p>
+    <w:p>
+      <w:pPr>
+        <w:ind w:left="720"/>
+      </w:pPr>
+      <w:r>
+        <w:t>Checking stock levels automatically</w:t>
+      </w:r>
+    </w:p>
+    <w:p>
+      <w:pPr>
+        <w:ind w:left="720"/>
+      </w:pPr>
+      <w:r>
+        <w:t>Predicting when items will be out of stock</w:t>
+      </w:r>
+    </w:p>
+    <w:p>
+      <w:pPr>
+        <w:ind w:left="720"/>
+      </w:pPr>
+      <w:r>
+        <w:t>Sending alerts to managers</w:t>
+      </w:r>
+    </w:p>
+    <w:p>
+      <w:pPr>
+        <w:ind w:left="720"/>
+      </w:pPr>
+      <w:r>
+        <w:t>Automatically generating purchase orders</w:t>
+      </w:r>
+    </w:p>
+    <w:p>
+      <w:pPr>
+        <w:ind w:left="720"/>
+      </w:pPr>
+      <w:r>
+        <w:t>Updating demand forecasts daily</w:t>
+      </w:r>
+    </w:p>
+    <w:p>
+      <w:pPr>
+        <w:ind w:left="720"/>
+        <w:rPr>
+          <w:b/>
+          <w:bCs/>
+        </w:rPr>
+      </w:pPr>
+      <w:r>
+        <w:rPr>
+          <w:b/>
+          <w:bCs/>
+        </w:rPr>
+        <w:t>Git Version Control Basics</w:t>
+      </w:r>
+    </w:p>
+    <w:p>
+      <w:pPr>
+        <w:ind w:left="720"/>
+      </w:pPr>
+      <w:r>
+        <w:t xml:space="preserve"> A version control system</w:t>
+      </w:r>
+    </w:p>
+    <w:p>
+      <w:pPr>
+        <w:ind w:left="720"/>
+      </w:pPr>
+      <w:r>
+        <w:t xml:space="preserve">Git is described as a version control system. GitHub is noted as a cloud hosting service for Git repositories. </w:t>
+      </w:r>
+    </w:p>
+    <w:p>
+      <w:pPr>
+        <w:ind w:left="720"/>
+        <w:rPr>
+          <w:b/>
+          <w:bCs/>
+        </w:rPr>
+      </w:pPr>
+      <w:r>
+        <w:rPr>
+          <w:b/>
+          <w:bCs/>
+        </w:rPr>
+        <w:t>Types of Agents</w:t>
+      </w:r>
+    </w:p>
+    <w:p>
+      <w:pPr>
+        <w:ind w:left="720"/>
+      </w:pPr>
+      <w:r>
+        <w:t>Reactive agent and Goal driven agent</w:t>
+      </w:r>
+    </w:p>
+    <w:p>
+      <w:pPr>
+        <w:ind w:left="720"/>
+      </w:pPr>
+      <w:r>
+        <w:t>The two types of agents mentioned are:</w:t>
+      </w:r>
+    </w:p>
+    <w:p>
+      <w:pPr>
+        <w:ind w:left="720"/>
+      </w:pPr>
+      <w:r>
+        <w:t>Reactive agents</w:t>
+      </w:r>
+    </w:p>
+    <w:p>
+      <w:pPr>
+        <w:ind w:left="720"/>
+      </w:pPr>
+      <w:r>
+        <w:t>Goal driven agents</w:t>
+      </w:r>
+    </w:p>
+    <w:p>
+      <w:pPr>
+        <w:ind w:left="720"/>
+      </w:pPr>
+      <w:r>
+        <w:t>Multi driven agents</w:t>
+      </w:r>
+    </w:p>
+    <w:p>
+      <w:pPr>
+        <w:ind w:left="720"/>
+        <w:rPr>
+          <w:b/>
+          <w:bCs/>
+        </w:rPr>
+      </w:pPr>
+      <w:r>
+        <w:rPr>
+          <w:b/>
+          <w:bCs/>
+        </w:rPr>
+        <w:t>Agent with Tools</w:t>
+      </w:r>
+    </w:p>
+    <w:p>
+      <w:pPr>
+        <w:ind w:left="720"/>
+      </w:pPr>
+      <w:r>
+        <w:t xml:space="preserve"> Functions which have some of the main logics</w:t>
+      </w:r>
+    </w:p>
+    <w:p>
+      <w:pPr>
+        <w:ind w:left="720"/>
+      </w:pPr>
+      <w:r>
+        <w:t xml:space="preserve">Tools for an agent are defined as functions that contain some of the main logics, which the agent can decide to select and use. In the </w:t>
+      </w:r>
+      <w:proofErr w:type="spellStart"/>
+      <w:r>
+        <w:t>Autogen</w:t>
+      </w:r>
+      <w:proofErr w:type="spellEnd"/>
+      <w:r>
+        <w:t xml:space="preserve"> framework, </w:t>
+      </w:r>
+      <w:proofErr w:type="spellStart"/>
+      <w:r>
+        <w:t>userproxy</w:t>
+      </w:r>
+      <w:proofErr w:type="spellEnd"/>
+      <w:r>
+        <w:t xml:space="preserve"> and assistant agents are mentioned.</w:t>
+      </w:r>
+    </w:p>
+    <w:p>
+      <w:pPr>
+        <w:ind w:left="720"/>
+        <w:rPr>
+          <w:b/>
+          <w:bCs/>
+        </w:rPr>
+      </w:pPr>
+      <w:r>
+        <w:rPr>
+          <w:b/>
+          <w:bCs/>
+        </w:rPr>
+        <w:t xml:space="preserve">OpenAI Agent Workflow </w:t>
+      </w:r>
+    </w:p>
+    <w:p>
+      <w:pPr>
+        <w:ind w:left="720"/>
+      </w:pPr>
+      <w:r>
+        <w:t>The left side describes the core logic of a user proxy agent and assistant agent interaction:</w:t>
+      </w:r>
+    </w:p>
+    <w:p>
+      <w:pPr>
+        <w:ind w:left="720"/>
+      </w:pPr>
+      <w:r>
+        <w:rPr>
+          <w:b/>
+          <w:bCs/>
+        </w:rPr>
+        <w:t>User Proxy Agent</w:t>
+      </w:r>
+      <w:r>
+        <w:t>: This agent receives the initial task from the user, possibly writes a plan, and provides the context of the workflow to the assistant.</w:t>
+      </w:r>
+    </w:p>
+    <w:p>
+      <w:pPr>
+        <w:ind w:left="720"/>
+      </w:pPr>
+      <w:r>
+        <w:rPr>
+          <w:b/>
+          <w:bCs/>
+        </w:rPr>
+        <w:t>Assistant Agent:</w:t>
+      </w:r>
+      <w:r>
+        <w:t xml:space="preserve"> This agent loves the task and works memory for the assistant.</w:t>
+      </w:r>
+    </w:p>
+    <w:p>
+      <w:pPr>
+        <w:ind w:left="720"/>
+        <w:rPr>
+          <w:b/>
+          <w:bCs/>
+        </w:rPr>
+      </w:pPr>
+      <w:r>
+        <w:rPr>
+          <w:b/>
+          <w:bCs/>
+        </w:rPr>
+        <w:t>Key Steps:</w:t>
+      </w:r>
+    </w:p>
+    <w:p>
+      <w:pPr>
+        <w:ind w:left="720"/>
+      </w:pPr>
+      <w:r>
+        <w:t>The user prompt triggers the agent system.</w:t>
+      </w:r>
+    </w:p>
+    <w:p>
+      <w:pPr>
+        <w:ind w:left="720"/>
+      </w:pPr>
+      <w:r>
+        <w:lastRenderedPageBreak/>
+        <w:t>The assistant agent performs actions and provides output back to the user or user proxy.</w:t>
+      </w:r>
+    </w:p>
+    <w:p>
+      <w:pPr>
+        <w:ind w:left="720"/>
+      </w:pPr>
+      <w:r>
+        <w:t xml:space="preserve">Code snippets show how to initialize the client (from </w:t>
+      </w:r>
+      <w:proofErr w:type="spellStart"/>
+      <w:r>
+        <w:t>openai</w:t>
+      </w:r>
+      <w:proofErr w:type="spellEnd"/>
+      <w:r>
+        <w:t xml:space="preserve"> import OpenAI; client = </w:t>
+      </w:r>
+      <w:proofErr w:type="gramStart"/>
+      <w:r>
+        <w:t>OpenAI(</w:t>
+      </w:r>
+      <w:proofErr w:type="gramEnd"/>
+      <w:r>
+        <w:t>)) and make a chat completion request using a model like gpt-4o-mini with a specified system and user message.</w:t>
+      </w:r>
+    </w:p>
+    <w:p>
+      <w:pPr>
+        <w:ind w:left="720"/>
+      </w:pPr>
+      <w:r>
+        <w:t xml:space="preserve">The example shows generating a two-line poem about "chai". </w:t>
+      </w:r>
+    </w:p>
+    <w:p>
+      <w:pPr>
+        <w:ind w:left="720"/>
+        <w:rPr>
+          <w:b/>
+          <w:bCs/>
+        </w:rPr>
+      </w:pPr>
+      <w:r>
+        <w:rPr>
+          <w:b/>
+          <w:bCs/>
+        </w:rPr>
+        <w:t xml:space="preserve">Google GenAI Function Calling </w:t>
+      </w:r>
+    </w:p>
+    <w:p>
+      <w:pPr>
+        <w:ind w:left="720"/>
+      </w:pPr>
+      <w:r>
+        <w:t>The right side focuses on implementing function calling (tools) with Google's GenAI models:</w:t>
+      </w:r>
+    </w:p>
+    <w:p>
+      <w:pPr>
+        <w:ind w:left="720"/>
+      </w:pPr>
+      <w:r>
+        <w:rPr>
+          <w:b/>
+          <w:bCs/>
+        </w:rPr>
+        <w:t>Setup</w:t>
+      </w:r>
+      <w:r>
+        <w:t xml:space="preserve">: Shows how to import and initialize the client (from google import </w:t>
+      </w:r>
+      <w:proofErr w:type="spellStart"/>
+      <w:r>
+        <w:t>generativeai</w:t>
+      </w:r>
+      <w:proofErr w:type="spellEnd"/>
+      <w:r>
+        <w:t xml:space="preserve">, </w:t>
+      </w:r>
+      <w:proofErr w:type="spellStart"/>
+      <w:r>
+        <w:t>genai</w:t>
+      </w:r>
+      <w:proofErr w:type="spellEnd"/>
+      <w:r>
+        <w:t xml:space="preserve">; model = </w:t>
+      </w:r>
+      <w:proofErr w:type="spellStart"/>
+      <w:proofErr w:type="gramStart"/>
+      <w:r>
+        <w:t>genai.GenerativeModel</w:t>
+      </w:r>
+      <w:proofErr w:type="spellEnd"/>
+      <w:proofErr w:type="gramEnd"/>
+      <w:r>
+        <w:t>(...)).</w:t>
+      </w:r>
+    </w:p>
+    <w:p>
+      <w:pPr>
+        <w:ind w:left="720"/>
+      </w:pPr>
+      <w:r>
+        <w:rPr>
+          <w:b/>
+          <w:bCs/>
+        </w:rPr>
+        <w:t>User Interaction</w:t>
+      </w:r>
+      <w:r>
+        <w:t>: Describes a user sending a message, the model generating a response, and the chat completion returning the next message.</w:t>
+      </w:r>
+    </w:p>
+    <w:p>
+      <w:pPr>
+        <w:ind w:left="720"/>
+      </w:pPr>
+      <w:r>
+        <w:rPr>
+          <w:b/>
+          <w:bCs/>
+        </w:rPr>
+        <w:t>Function Definition</w:t>
+      </w:r>
+      <w:r>
+        <w:t>: Demonstrates how to define a function (get-temperature) with parameters (e.g., city) that the model can use to retrieve external information.</w:t>
+      </w:r>
+    </w:p>
+    <w:p>
+      <w:pPr>
+        <w:ind w:left="720"/>
+      </w:pPr>
+      <w:r>
+        <w:rPr>
+          <w:b/>
+          <w:bCs/>
+        </w:rPr>
+        <w:t>Model Integration</w:t>
+      </w:r>
+      <w:r>
+        <w:t xml:space="preserve">: The model is initialized with the defined tools (model = </w:t>
+      </w:r>
+      <w:proofErr w:type="spellStart"/>
+      <w:proofErr w:type="gramStart"/>
+      <w:r>
+        <w:t>genai.GenerativeModel</w:t>
+      </w:r>
+      <w:proofErr w:type="spellEnd"/>
+      <w:proofErr w:type="gramEnd"/>
+      <w:r>
+        <w:t>(..., tools</w:t>
+      </w:r>
+      <w:proofErr w:type="gramStart"/>
+      <w:r>
+        <w:t>=[</w:t>
+      </w:r>
+      <w:proofErr w:type="gramEnd"/>
+      <w:r>
+        <w:t>&amp; functions])).</w:t>
+      </w:r>
+    </w:p>
+    <w:p>
+      <w:pPr>
+        <w:ind w:left="720"/>
+      </w:pPr>
+      <w:r>
+        <w:t xml:space="preserve">functions = { </w:t>
+      </w:r>
+    </w:p>
+    <w:p>
+      <w:pPr>
+        <w:ind w:left="720"/>
+      </w:pPr>
+      <w:r>
+        <w:t>"name": "</w:t>
+      </w:r>
+      <w:proofErr w:type="spellStart"/>
+      <w:r>
+        <w:t>get_temperature</w:t>
+      </w:r>
+      <w:proofErr w:type="spellEnd"/>
+      <w:r>
+        <w:t xml:space="preserve">" </w:t>
+      </w:r>
+    </w:p>
+    <w:p>
+      <w:pPr>
+        <w:ind w:left="720"/>
+      </w:pPr>
+      <w:r>
+        <w:t>"description": "returns temperature of a city"</w:t>
+      </w:r>
+    </w:p>
+    <w:p>
+      <w:pPr>
+        <w:ind w:left="720"/>
+      </w:pPr>
+      <w:r>
+        <w:t xml:space="preserve"> "parameters": {</w:t>
+      </w:r>
+    </w:p>
+    <w:p>
+      <w:pPr>
+        <w:ind w:left="720"/>
+      </w:pPr>
+      <w:r>
+        <w:t xml:space="preserve"> "type": "object"</w:t>
+      </w:r>
+    </w:p>
+    <w:p>
+      <w:pPr>
+        <w:ind w:left="720"/>
+      </w:pPr>
+      <w:r>
+        <w:t xml:space="preserve"> "properties": {"city": {“type": "string"}}</w:t>
+      </w:r>
+    </w:p>
+    <w:p>
+      <w:pPr>
+        <w:ind w:left="720"/>
+      </w:pPr>
+      <w:r>
+        <w:t xml:space="preserve"> }} </w:t>
+      </w:r>
+    </w:p>
+    <w:p>
+      <w:pPr>
+        <w:ind w:left="720"/>
+      </w:pPr>
+      <w:r>
+        <w:t xml:space="preserve">Using function: </w:t>
+      </w:r>
+    </w:p>
+    <w:p>
+      <w:pPr>
+        <w:ind w:left="720"/>
+      </w:pPr>
+      <w:r>
+        <w:t xml:space="preserve">• model = </w:t>
+      </w:r>
+      <w:proofErr w:type="spellStart"/>
+      <w:proofErr w:type="gramStart"/>
+      <w:r>
+        <w:t>genai.GenerativeModel</w:t>
+      </w:r>
+      <w:proofErr w:type="spellEnd"/>
+      <w:proofErr w:type="gramEnd"/>
+      <w:r>
+        <w:t>("gemini-1.5-flash", tools=[functions])</w:t>
+      </w:r>
+    </w:p>
+    <w:p>
+      <w:pPr>
+        <w:ind w:left="720"/>
+      </w:pPr>
+      <w:r>
+        <w:t xml:space="preserve"> • stream = Tru</w:t>
+      </w:r>
+    </w:p>
+    <w:p>
+      <w:pPr>
+        <w:ind w:left="720"/>
+        <w:rPr>
+          <w:b/>
+          <w:bCs/>
+        </w:rPr>
+      </w:pPr>
+      <w:r>
+        <w:rPr>
+          <w:b/>
+          <w:bCs/>
+        </w:rPr>
+        <w:t xml:space="preserve">Flow </w:t>
+      </w:r>
+    </w:p>
+    <w:p>
+      <w:pPr>
+        <w:ind w:left="720"/>
+      </w:pPr>
+      <w:r>
+        <w:t xml:space="preserve"> Text → Tokens Input text is broken into tokens.</w:t>
+      </w:r>
+    </w:p>
+    <w:p>
+      <w:pPr>
+        <w:ind w:left="720"/>
+      </w:pPr>
+      <w:r>
+        <w:t xml:space="preserve">  Tokens → Embeddings Tokens are converted into dense vectors.</w:t>
+      </w:r>
+    </w:p>
+    <w:p>
+      <w:pPr>
+        <w:ind w:left="720"/>
+      </w:pPr>
+      <w:r>
+        <w:t xml:space="preserve">  Embeddings → Transformer Layers Transformer processes embeddings. </w:t>
+      </w:r>
+    </w:p>
+    <w:p>
+      <w:pPr>
+        <w:ind w:left="720"/>
+      </w:pPr>
+      <w:r>
+        <w:t>Attention Mechanism Model identifies which words are important.</w:t>
+      </w:r>
+    </w:p>
+    <w:p>
+      <w:pPr>
+        <w:ind w:left="720"/>
+      </w:pPr>
+      <w:r>
+        <w:t xml:space="preserve">  Output → Text (decoded) Final generated/decoded text is returned.</w:t>
+      </w:r>
+    </w:p>
+    <w:p>
+      <w:pPr>
+        <w:ind w:left="720"/>
+      </w:pPr>
+      <w:r>
+        <w:t xml:space="preserve">  </w:t>
+      </w:r>
+      <w:r>
+        <w:rPr>
+          <w:b/>
+          <w:bCs/>
+        </w:rPr>
+        <w:t>Temperature</w:t>
+      </w:r>
+      <w:r>
+        <w:t xml:space="preserve"> </w:t>
+      </w:r>
+    </w:p>
+    <w:p>
+      <w:pPr>
+        <w:ind w:left="720"/>
+      </w:pPr>
+      <w:r>
+        <w:t xml:space="preserve"> Controls creativity of output. </w:t>
+      </w:r>
+    </w:p>
+    <w:p>
+      <w:pPr>
+        <w:ind w:left="720"/>
+      </w:pPr>
+      <w:r>
+        <w:t xml:space="preserve"> Range: 0.0 to 1.0 7. </w:t>
+      </w:r>
+    </w:p>
+    <w:p>
+      <w:pPr>
+        <w:ind w:left="720"/>
+      </w:pPr>
+      <w:r>
+        <w:rPr>
+          <w:b/>
+          <w:bCs/>
+        </w:rPr>
+        <w:t>Rate</w:t>
+      </w:r>
+      <w:r>
+        <w:t xml:space="preserve"> </w:t>
+      </w:r>
+      <w:r>
+        <w:rPr>
+          <w:b/>
+          <w:bCs/>
+        </w:rPr>
+        <w:t>Limits</w:t>
+      </w:r>
+      <w:r>
+        <w:t xml:space="preserve"> </w:t>
+      </w:r>
+      <w:r>
+        <w:rPr>
+          <w:b/>
+          <w:bCs/>
+        </w:rPr>
+        <w:t>&amp;</w:t>
+      </w:r>
+      <w:r>
+        <w:t xml:space="preserve"> </w:t>
+      </w:r>
+      <w:r>
+        <w:rPr>
+          <w:b/>
+          <w:bCs/>
+        </w:rPr>
+        <w:t>Quotas</w:t>
+      </w:r>
+      <w:r>
+        <w:t xml:space="preserve"> </w:t>
+      </w:r>
+    </w:p>
+    <w:p>
+      <w:pPr>
+        <w:ind w:left="720"/>
+      </w:pPr>
+      <w:r>
+        <w:t xml:space="preserve"> Each API has usage limits depending on model and plan. </w:t>
+      </w:r>
+    </w:p>
+    <w:p>
+      <w:pPr>
+        <w:ind w:left="720"/>
+      </w:pPr>
+      <w:r>
+        <w:t xml:space="preserve">Limits apply to: </w:t>
+      </w:r>
+    </w:p>
+    <w:p>
+      <w:pPr>
+        <w:ind w:left="720"/>
+      </w:pPr>
+      <w:r>
+        <w:t xml:space="preserve"> Requests per minute </w:t>
+      </w:r>
+    </w:p>
+    <w:p>
+      <w:pPr>
+        <w:ind w:left="720"/>
+      </w:pPr>
+      <w:r>
+        <w:lastRenderedPageBreak/>
+        <w:t xml:space="preserve"> Tokens per minute </w:t>
+      </w:r>
+    </w:p>
+    <w:p>
+      <w:pPr>
+        <w:ind w:left="720"/>
+      </w:pPr>
+      <w:r>
+        <w:t xml:space="preserve"> Daily quota</w:t>
+      </w:r>
+    </w:p>
+    <w:p>
+      <w:pPr>
+        <w:ind w:left="720"/>
+        <w:rPr>
+          <w:b/>
+          <w:bCs/>
+        </w:rPr>
+      </w:pPr>
+      <w:r>
+        <w:rPr>
+          <w:b/>
+          <w:bCs/>
+        </w:rPr>
+        <w:t xml:space="preserve">Decision Making </w:t>
+      </w:r>
+    </w:p>
+    <w:p>
+      <w:pPr>
+        <w:ind w:left="720"/>
+      </w:pPr>
+      <w:r>
+        <w:t xml:space="preserve">The notes suggest that a decision-making agent might use tools like a calculator or unit converter. An example provided is a simple math problem: "what is </w:t>
+      </w:r>
+      <w:proofErr w:type="gramStart"/>
+      <w:r>
+        <w:t>\(</w:t>
+      </w:r>
+      <w:proofErr w:type="gramEnd"/>
+      <w:r>
+        <w:t xml:space="preserve">2+2\)", which is likely used as a basic illustration within a larger context of complex AI decision processes. </w:t>
+      </w:r>
+    </w:p>
+    <w:p>
+      <w:pPr>
+        <w:ind w:left="720"/>
+      </w:pPr>
+      <w:r>
+        <w:rPr>
+          <w:b/>
+          <w:bCs/>
+        </w:rPr>
+        <w:t xml:space="preserve">Logistic Regression </w:t>
+      </w:r>
+    </w:p>
+    <w:p>
+      <w:pPr>
+        <w:ind w:left="720"/>
+      </w:pPr>
+      <w:r>
+        <w:t>Logistic regression is described as a classification algorithm, used for problems with binary outcomes (e.g., Yes/No, Spam/not spam)</w:t>
+      </w:r>
+    </w:p>
+    <w:p>
+      <w:pPr>
+        <w:ind w:left="720"/>
+      </w:pPr>
+      <w:r>
+        <w:t>. Equation: The core of the model uses the sigmoid (logistic) function to output a probability between 0 and 1: \(P=\sigma (z)=\frac{1}{1+e^{-z}}\) where \(z\) is a linear combination of input features and weights (\(z=w_{1}x_{1}+w_{2}x_{2}+\dots +b\)).</w:t>
+      </w:r>
+    </w:p>
+    <w:p>
+      <w:pPr>
+        <w:ind w:left="720"/>
+      </w:pPr>
+      <w:r>
+        <w:t xml:space="preserve">Decision Rule: A threshold (e.g., 0.5) is used to classify the outcome. If \(p&gt;0.5\), it's classified as class 1; otherwise, it's class </w:t>
+      </w:r>
+      <w:proofErr w:type="gramStart"/>
+      <w:r>
+        <w:t>0.Uses</w:t>
+      </w:r>
+      <w:proofErr w:type="gramEnd"/>
+      <w:r>
+        <w:t xml:space="preserve">:Fraud </w:t>
+      </w:r>
+      <w:proofErr w:type="spellStart"/>
+      <w:r>
+        <w:t>detectionMedical</w:t>
+      </w:r>
+      <w:proofErr w:type="spellEnd"/>
+      <w:r>
+        <w:t xml:space="preserve"> </w:t>
+      </w:r>
+      <w:proofErr w:type="spellStart"/>
+      <w:r>
+        <w:t>diagnosisCustomer</w:t>
+      </w:r>
+      <w:proofErr w:type="spellEnd"/>
+      <w:r>
+        <w:t xml:space="preserve"> churn </w:t>
+      </w:r>
+      <w:proofErr w:type="spellStart"/>
+      <w:r>
+        <w:t>predictionEmail</w:t>
+      </w:r>
+      <w:proofErr w:type="spellEnd"/>
+      <w:r>
+        <w:t xml:space="preserve"> spam detection </w:t>
+      </w:r>
+    </w:p>
+    <w:p>
+      <w:pPr>
+        <w:ind w:left="720"/>
+      </w:pPr>
+      <w:r>
+        <w:rPr>
+          <w:b/>
+          <w:bCs/>
+        </w:rPr>
+        <w:t>Comparison with Decision Tree</w:t>
+      </w:r>
+      <w:r>
+        <w:t xml:space="preserve"> </w:t>
+      </w:r>
+    </w:p>
+    <w:p>
+      <w:pPr>
+        <w:ind w:left="720"/>
+      </w:pPr>
+      <w:r>
+        <w:t xml:space="preserve">Both Logistic Regression and Decision Trees are used for classification tasks. Logistic Regression is a linear model that assumes a linear relationship between input variables and the log-odds of the outcome, and it can struggle with complex, non-linear </w:t>
+      </w:r>
+      <w:proofErr w:type="spellStart"/>
+      <w:proofErr w:type="gramStart"/>
+      <w:r>
+        <w:t>relationships.Decision</w:t>
+      </w:r>
+      <w:proofErr w:type="spellEnd"/>
+      <w:proofErr w:type="gramEnd"/>
+      <w:r>
+        <w:t xml:space="preserve"> Trees are non-linear classifiers that can handle complex relationships and outliers better than logistic regression. They work by creating a hierarchical tree structure of rules to partition the data.</w:t>
+      </w:r>
+    </w:p>
+    <w:p>
+      <w:pPr>
+        <w:ind w:left="720"/>
+        <w:rPr>
+          <w:b/>
+          <w:bCs/>
+        </w:rPr>
+      </w:pPr>
+      <w:r>
+        <w:rPr>
+          <w:b/>
+          <w:bCs/>
+        </w:rPr>
+        <w:t xml:space="preserve">Machine Learning </w:t>
+      </w:r>
+    </w:p>
+    <w:p>
+      <w:pPr>
+        <w:ind w:left="720"/>
+      </w:pPr>
+      <w:r>
+        <w:t xml:space="preserve">Mentions algorithms like Random Forest, K-nearest </w:t>
+      </w:r>
+      <w:proofErr w:type="spellStart"/>
+      <w:r>
+        <w:t>neighbors</w:t>
+      </w:r>
+      <w:proofErr w:type="spellEnd"/>
+      <w:r>
+        <w:t xml:space="preserve"> (KNN), and K-means clustering.</w:t>
+      </w:r>
+    </w:p>
+    <w:p>
+      <w:pPr>
+        <w:ind w:left="720"/>
+      </w:pPr>
+      <w:r>
+        <w:t>Outlines the steps for K-means clustering: choose features, assign points to centroids, recalculate centroids, and repeat.</w:t>
+      </w:r>
+    </w:p>
+    <w:p>
+      <w:pPr>
+        <w:ind w:left="720"/>
+      </w:pPr>
+      <w:r>
+        <w:t xml:space="preserve">Includes Python import statements from libraries like </w:t>
+      </w:r>
+      <w:proofErr w:type="spellStart"/>
+      <w:r>
+        <w:t>sklearn</w:t>
+      </w:r>
+      <w:proofErr w:type="spellEnd"/>
+      <w:r>
+        <w:t>.</w:t>
+      </w:r>
+    </w:p>
+    <w:p>
+      <w:pPr>
+        <w:ind w:left="720"/>
+        <w:rPr>
+          <w:b/>
+          <w:bCs/>
+        </w:rPr>
+      </w:pPr>
+      <w:r>
+        <w:rPr>
+          <w:b/>
+          <w:bCs/>
+        </w:rPr>
+        <w:t>SQL</w:t>
+      </w:r>
+    </w:p>
+    <w:p>
+      <w:pPr>
+        <w:ind w:left="720"/>
+      </w:pPr>
+      <w:r>
+        <w:t>Defines SQL as a structured query language.</w:t>
+      </w:r>
+    </w:p>
+    <w:p>
+      <w:pPr>
+        <w:ind w:left="720"/>
+      </w:pPr>
+      <w:r>
+        <w:t>Lists key SQL commands: SELECT, UPDATE, DELETE, INSERT INTO, CREATE, ALTER, DROP.</w:t>
+      </w:r>
+    </w:p>
+    <w:p>
+      <w:pPr>
+        <w:ind w:left="720"/>
+      </w:pPr>
+      <w:r>
+        <w:t>Provides examples of SQL syntax using clauses like WHERE, BETWEEN, and DISTINCT</w:t>
+      </w:r>
+    </w:p>
+    <w:p>
+      <w:pPr>
+        <w:ind w:left="720"/>
+      </w:pPr>
+      <w:r>
+        <w:t>Create</w:t>
+      </w:r>
+    </w:p>
+    <w:p>
+      <w:r>
+        <w:t xml:space="preserve">              </w:t>
+      </w:r>
+      <w:r>
+        <w:t xml:space="preserve"> Creates a new database</w:t>
+      </w:r>
+    </w:p>
+    <w:p>
+      <w:pPr>
+        <w:ind w:left="720"/>
+      </w:pPr>
+      <w:r>
+        <w:t>Alter</w:t>
+      </w:r>
+    </w:p>
+    <w:p>
+      <w:r>
+        <w:t xml:space="preserve">              </w:t>
+      </w:r>
+      <w:r>
+        <w:t xml:space="preserve"> Modifies the structure of a database object</w:t>
+      </w:r>
+    </w:p>
+    <w:p>
+      <w:pPr>
+        <w:ind w:left="720"/>
+      </w:pPr>
+      <w:r>
+        <w:t xml:space="preserve"> Drop</w:t>
+      </w:r>
+    </w:p>
+    <w:p>
+      <w:pPr>
+        <w:ind w:left="720"/>
+      </w:pPr>
+      <w:r>
+        <w:t xml:space="preserve"> Permanently deletes a database object </w:t>
+      </w:r>
+    </w:p>
+    <w:p>
+      <w:pPr>
+        <w:ind w:left="720"/>
+      </w:pPr>
+      <w:r>
+        <w:t xml:space="preserve"> Truncate</w:t>
+      </w:r>
+    </w:p>
+    <w:p>
+      <w:pPr>
+        <w:ind w:left="720"/>
+      </w:pPr>
+      <w:r>
+        <w:t xml:space="preserve"> Deletes all rows from a table quickly </w:t>
+      </w:r>
+    </w:p>
+    <w:p>
+      <w:pPr>
+        <w:ind w:left="720"/>
+      </w:pPr>
+      <w:r>
+        <w:t>SELECT</w:t>
+      </w:r>
+    </w:p>
+    <w:p>
+      <w:pPr>
+        <w:ind w:left="720"/>
+      </w:pPr>
+      <w:r>
+        <w:t xml:space="preserve"> Extracts data from a database </w:t>
+      </w:r>
+    </w:p>
+    <w:p>
+      <w:pPr>
+        <w:ind w:left="720"/>
+      </w:pPr>
+      <w:r>
+        <w:lastRenderedPageBreak/>
+        <w:t>UPDATE</w:t>
+      </w:r>
+    </w:p>
+    <w:p>
+      <w:pPr>
+        <w:ind w:left="720"/>
+      </w:pPr>
+      <w:r>
+        <w:t xml:space="preserve">Updates data in a database </w:t>
+      </w:r>
+    </w:p>
+    <w:p>
+      <w:pPr>
+        <w:ind w:left="720"/>
+      </w:pPr>
+      <w:r>
+        <w:t>DELETE</w:t>
+      </w:r>
+    </w:p>
+    <w:p>
+      <w:pPr>
+        <w:ind w:left="720"/>
+      </w:pPr>
+      <w:r>
+        <w:t xml:space="preserve"> Deletes data from a database </w:t>
+      </w:r>
+    </w:p>
+    <w:p>
+      <w:pPr>
+        <w:ind w:left="720"/>
+      </w:pPr>
+      <w:r>
+        <w:t>INSERT</w:t>
+      </w:r>
+    </w:p>
+    <w:p>
+      <w:pPr>
+        <w:ind w:left="720"/>
+      </w:pPr>
+      <w:r>
+        <w:t>Inserts new data into a database</w:t>
+      </w:r>
+    </w:p>
+    <w:p>
+      <w:pPr>
+        <w:ind w:left="720"/>
+      </w:pPr>
+      <w:r>
+        <w:t>ALTER: Mentioned in the context of "</w:t>
+      </w:r>
+      <w:proofErr w:type="spellStart"/>
+      <w:r>
+        <w:t>Modifis</w:t>
+      </w:r>
+      <w:proofErr w:type="spellEnd"/>
+      <w:r>
+        <w:t xml:space="preserve"> </w:t>
+      </w:r>
+      <w:proofErr w:type="spellStart"/>
+      <w:r>
+        <w:t>adb</w:t>
+      </w:r>
+      <w:proofErr w:type="spellEnd"/>
+      <w:r>
+        <w:t>" (modifying a database).</w:t>
+      </w:r>
+    </w:p>
+    <w:p>
+      <w:pPr>
+        <w:ind w:left="720"/>
+      </w:pPr>
+      <w:r>
+        <w:t xml:space="preserve">SELECT: Notes include examples for selecting all columns (SELECT column names FROM </w:t>
+      </w:r>
+      <w:proofErr w:type="spellStart"/>
+      <w:r>
+        <w:t>tablename</w:t>
+      </w:r>
+      <w:proofErr w:type="spellEnd"/>
+      <w:r>
+        <w:t xml:space="preserve">), distinct values (SELECT DISTINCT Column name FROM table name), and counting distinct values (SELECT </w:t>
+      </w:r>
+      <w:proofErr w:type="gramStart"/>
+      <w:r>
+        <w:t>COUNT(</w:t>
+      </w:r>
+      <w:proofErr w:type="gramEnd"/>
+      <w:r>
+        <w:t>DISTINCT Country) FROM table Nam).</w:t>
+      </w:r>
+    </w:p>
+    <w:p>
+      <w:pPr>
+        <w:ind w:left="720"/>
+      </w:pPr>
+      <w:r>
+        <w:t>WHERE clause: Explanations for filtering data using the WHERE clause, including syntax for column names, values, and operators.</w:t>
+      </w:r>
+    </w:p>
+    <w:p>
+      <w:pPr>
+        <w:ind w:left="720"/>
+      </w:pPr>
+      <w:r>
+        <w:t>Operators: A list of operators such as =</w:t>
+      </w:r>
+      <w:proofErr w:type="gramStart"/>
+      <w:r>
+        <w:t>, !</w:t>
+      </w:r>
+      <w:proofErr w:type="gramEnd"/>
+      <w:r>
+        <w:t>=, &gt;, &lt;, &gt;=, &lt;=, Between, Like, AND, OR, and NOT.</w:t>
+      </w:r>
+    </w:p>
+    <w:p>
+      <w:pPr>
+        <w:ind w:left="720"/>
+      </w:pPr>
+      <w:r>
+        <w:t xml:space="preserve">Examples: Specific examples are provided for using LIKE (name like </w:t>
+      </w:r>
+      <w:proofErr w:type="spellStart"/>
+      <w:r>
+        <w:t>y.s</w:t>
+      </w:r>
+      <w:proofErr w:type="spellEnd"/>
+      <w:r>
+        <w:t>), BETWEEN (Salary between 10000 and 50000, WHERE Price BETWEEN 500 AND 1500).</w:t>
+      </w:r>
+    </w:p>
+    <w:p>
+      <w:pPr>
+        <w:ind w:left="720"/>
+        <w:rPr>
+          <w:b/>
+          <w:bCs/>
+        </w:rPr>
+      </w:pPr>
+      <w:r>
+        <w:rPr>
+          <w:b/>
+          <w:bCs/>
+        </w:rPr>
+        <w:t>Some examples</w:t>
+      </w:r>
+    </w:p>
+    <w:p>
+      <w:pPr>
+        <w:ind w:left="720"/>
+      </w:pPr>
+      <w:r>
+        <w:t xml:space="preserve">ASC </w:t>
+      </w:r>
+      <w:proofErr w:type="spellStart"/>
+      <w:r>
+        <w:t>DEsC</w:t>
+      </w:r>
+      <w:proofErr w:type="spellEnd"/>
+    </w:p>
+    <w:p>
+      <w:pPr>
+        <w:ind w:left="720"/>
+      </w:pPr>
+      <w:r>
+        <w:t xml:space="preserve"> SELECT * FROM Students</w:t>
+      </w:r>
+    </w:p>
+    <w:p>
+      <w:pPr>
+        <w:ind w:left="720"/>
+      </w:pPr>
+      <w:r>
+        <w:t>ORDER BY Course ASC</w:t>
+      </w:r>
+    </w:p>
+    <w:p>
+      <w:pPr>
+        <w:ind w:left="720"/>
+      </w:pPr>
+    </w:p>
+    <w:p>
+      <w:pPr>
+        <w:ind w:left="720"/>
+      </w:pPr>
+      <w:r>
+        <w:t xml:space="preserve"> </w:t>
+      </w:r>
+    </w:p>
+    <w:p>
+      <w:pPr>
+        <w:ind w:left="720"/>
+      </w:pPr>
+      <w:r>
+        <w:t>SELECT * FROM students</w:t>
+      </w:r>
+    </w:p>
+    <w:p>
+      <w:pPr>
+        <w:ind w:left="720"/>
+      </w:pPr>
+      <w:r>
+        <w:t>ORDER BY marks ASC;</w:t>
+      </w:r>
+    </w:p>
+    <w:p>
+      <w:pPr>
+        <w:ind w:left="720"/>
+      </w:pPr>
+      <w:r>
+        <w:t xml:space="preserve"> SELECT </w:t>
+      </w:r>
+      <w:proofErr w:type="spellStart"/>
+      <w:r>
+        <w:t>product_name</w:t>
+      </w:r>
+      <w:proofErr w:type="spellEnd"/>
+      <w:r>
+        <w:t>, price</w:t>
+      </w:r>
+    </w:p>
+    <w:p>
+      <w:pPr>
+        <w:ind w:left="720"/>
+      </w:pPr>
+      <w:r>
+        <w:t>FROM products</w:t>
+      </w:r>
+    </w:p>
+    <w:p>
+      <w:pPr>
+        <w:ind w:left="720"/>
+      </w:pPr>
+      <w:r>
+        <w:t>ORDER BY price ASC;</w:t>
+      </w:r>
+    </w:p>
+    <w:p>
+      <w:pPr>
+        <w:ind w:left="720"/>
+      </w:pPr>
+      <w:r>
+        <w:t>SELECT * FROM Students</w:t>
+      </w:r>
+    </w:p>
+    <w:p>
+      <w:pPr>
+        <w:ind w:left="720"/>
+      </w:pPr>
+      <w:r>
+        <w:t>ORDER BY Course ASC, Marks DESC;</w:t>
+      </w:r>
+    </w:p>
+    <w:p>
+      <w:pPr>
+        <w:ind w:left="720"/>
+      </w:pPr>
+      <w:r>
+        <w:t>SELECT * FROM Employees</w:t>
+      </w:r>
+    </w:p>
+    <w:p>
+      <w:pPr>
+        <w:ind w:left="720"/>
+      </w:pPr>
+      <w:r>
+        <w:t>ORDER BY department ASC, name ASC;</w:t>
+      </w:r>
+    </w:p>
+    <w:p>
+      <w:pPr>
+        <w:ind w:left="720"/>
+      </w:pPr>
+      <w:r>
+        <w:t xml:space="preserve"> Ascending order by default</w:t>
+      </w:r>
+    </w:p>
+    <w:p>
+      <w:pPr>
+        <w:ind w:left="720"/>
+      </w:pPr>
+      <w:r>
+        <w:t xml:space="preserve"> </w:t>
+      </w:r>
+      <w:proofErr w:type="spellStart"/>
+      <w:r>
+        <w:t>asc</w:t>
+      </w:r>
+      <w:proofErr w:type="spellEnd"/>
+    </w:p>
+    <w:p>
+      <w:pPr>
+        <w:ind w:left="720"/>
+      </w:pPr>
+      <w:r>
+        <w:t>INSERT INTO</w:t>
+      </w:r>
+    </w:p>
+    <w:p>
+      <w:pPr>
+        <w:ind w:left="720"/>
+      </w:pPr>
+      <w:r>
+        <w:t xml:space="preserve"> insert into employees (</w:t>
+      </w:r>
+      <w:proofErr w:type="spellStart"/>
+      <w:proofErr w:type="gramStart"/>
+      <w:r>
+        <w:t>id,name</w:t>
+      </w:r>
+      <w:proofErr w:type="spellEnd"/>
+      <w:r>
+        <w:t>)  VALUES</w:t>
+      </w:r>
+      <w:proofErr w:type="gramEnd"/>
+      <w:r>
+        <w:t>(</w:t>
+      </w:r>
+      <w:proofErr w:type="gramStart"/>
+      <w:r>
+        <w:t>1,</w:t>
+      </w:r>
+      <w:r>
+        <w:t>naini</w:t>
+      </w:r>
+      <w:proofErr w:type="gramEnd"/>
+      <w:r>
+        <w:t>)</w:t>
+      </w:r>
+    </w:p>
+    <w:p>
+      <w:pPr>
+        <w:ind w:left="720"/>
+      </w:pPr>
+      <w:r>
+        <w:t xml:space="preserve"> INSERT INTO Table </w:t>
+      </w:r>
+      <w:proofErr w:type="gramStart"/>
+      <w:r>
+        <w:t>name(</w:t>
+      </w:r>
+      <w:proofErr w:type="gramEnd"/>
+      <w:r>
+        <w:t>column name1, column name 2</w:t>
+      </w:r>
+      <w:proofErr w:type="gramStart"/>
+      <w:r>
+        <w:t>,)values</w:t>
+      </w:r>
+      <w:proofErr w:type="gramEnd"/>
+      <w:r>
+        <w:t>('value 1',' value2');</w:t>
+      </w:r>
+    </w:p>
+    <w:p>
+      <w:pPr>
+        <w:ind w:left="720"/>
+      </w:pPr>
+      <w:r>
+        <w:t xml:space="preserve"> Update;</w:t>
+      </w:r>
+    </w:p>
+    <w:p>
+      <w:pPr>
+        <w:ind w:left="720"/>
+      </w:pPr>
+      <w:r>
+        <w:lastRenderedPageBreak/>
+        <w:t xml:space="preserve"> UPDATE students</w:t>
+      </w:r>
+    </w:p>
+    <w:p>
+      <w:pPr>
+        <w:ind w:left="720"/>
+      </w:pPr>
+      <w:r>
+        <w:t>SET marks = 9</w:t>
+      </w:r>
+      <w:r>
+        <w:t>5</w:t>
+      </w:r>
+    </w:p>
+    <w:p>
+      <w:pPr>
+        <w:ind w:left="720"/>
+      </w:pPr>
+      <w:r>
+        <w:t>WHERE id = 10;</w:t>
+      </w:r>
+    </w:p>
+    <w:p>
+      <w:pPr>
+        <w:ind w:left="720"/>
+      </w:pPr>
+      <w:r>
+        <w:t>Update students SET name = '</w:t>
+      </w:r>
+      <w:proofErr w:type="spellStart"/>
+      <w:r>
+        <w:t>shakthi</w:t>
+      </w:r>
+      <w:proofErr w:type="spellEnd"/>
+      <w:r>
+        <w:t>', age = '23' WHERE id=06;</w:t>
+      </w:r>
+    </w:p>
+    <w:p>
+      <w:pPr>
+        <w:ind w:left="720"/>
+      </w:pPr>
+      <w:r>
+        <w:t xml:space="preserve"> UPDATE employees </w:t>
+      </w:r>
+    </w:p>
+    <w:p>
+      <w:pPr>
+        <w:ind w:left="720"/>
+      </w:pPr>
+      <w:r>
+        <w:t xml:space="preserve">SET salary = 50000 </w:t>
+      </w:r>
+    </w:p>
+    <w:p>
+      <w:pPr>
+        <w:ind w:left="720"/>
+      </w:pPr>
+      <w:r>
+        <w:t>WHERE id = 3;</w:t>
+      </w:r>
+    </w:p>
+    <w:p>
+      <w:pPr>
+        <w:ind w:left="720"/>
+      </w:pPr>
+      <w:r>
+        <w:t xml:space="preserve"> UPDATE students</w:t>
+      </w:r>
+    </w:p>
+    <w:p>
+      <w:pPr>
+        <w:ind w:left="720"/>
+      </w:pPr>
+      <w:r>
+        <w:t>SET name = 'Sneha R', age = 20</w:t>
+      </w:r>
+    </w:p>
+    <w:p>
+      <w:pPr>
+        <w:ind w:left="720"/>
+      </w:pPr>
+      <w:r>
+        <w:t>WHERE id = 3;</w:t>
+      </w:r>
+    </w:p>
+    <w:p>
+      <w:pPr>
+        <w:ind w:left="720"/>
+      </w:pPr>
+      <w:r>
+        <w:t xml:space="preserve"> Delete</w:t>
+      </w:r>
+    </w:p>
+    <w:p>
+      <w:pPr>
+        <w:ind w:left="720"/>
+      </w:pPr>
+      <w:r>
+        <w:t>DELETE FROM students</w:t>
+      </w:r>
+    </w:p>
+    <w:p>
+      <w:pPr>
+        <w:ind w:left="720"/>
+      </w:pPr>
+      <w:r>
+        <w:t>WHERE id = 2;</w:t>
+      </w:r>
+    </w:p>
+    <w:p>
+      <w:pPr>
+        <w:ind w:left="720"/>
+      </w:pPr>
+      <w:r>
+        <w:t xml:space="preserve"> </w:t>
+      </w:r>
+      <w:proofErr w:type="gramStart"/>
+      <w:r>
+        <w:t>MIN(</w:t>
+      </w:r>
+      <w:proofErr w:type="gramEnd"/>
+      <w:r>
+        <w:t>)</w:t>
+      </w:r>
+    </w:p>
+    <w:p>
+      <w:pPr>
+        <w:ind w:left="720"/>
+      </w:pPr>
+      <w:r>
+        <w:t xml:space="preserve"> </w:t>
+      </w:r>
+      <w:proofErr w:type="gramStart"/>
+      <w:r>
+        <w:t>MAX(</w:t>
+      </w:r>
+      <w:proofErr w:type="gramEnd"/>
+      <w:r>
+        <w:t>)</w:t>
+      </w:r>
+    </w:p>
+    <w:p>
+      <w:pPr>
+        <w:ind w:left="720"/>
+      </w:pPr>
+      <w:r>
+        <w:t xml:space="preserve"> COUNT</w:t>
+      </w:r>
+    </w:p>
+    <w:p>
+      <w:pPr>
+        <w:ind w:left="720"/>
+      </w:pPr>
+      <w:r>
+        <w:t xml:space="preserve"> AVG</w:t>
+      </w:r>
+    </w:p>
+    <w:p>
+      <w:pPr>
+        <w:ind w:left="720"/>
+      </w:pPr>
+      <w:r>
+        <w:t>SUM</w:t>
+      </w:r>
+    </w:p>
+    <w:p>
+      <w:pPr>
+        <w:ind w:left="720"/>
+      </w:pPr>
+      <w:r>
+        <w:t xml:space="preserve"> </w:t>
+      </w:r>
+    </w:p>
+    <w:p>
+      <w:pPr>
+        <w:ind w:left="720"/>
+      </w:pPr>
+      <w:r>
+        <w:t>Like Operator:</w:t>
+      </w:r>
+    </w:p>
+    <w:p>
+      <w:pPr>
+        <w:ind w:left="720"/>
+      </w:pPr>
+      <w:r>
+        <w:t>a%</w:t>
+      </w:r>
+    </w:p>
+    <w:p>
+      <w:pPr>
+        <w:ind w:left="720"/>
+      </w:pPr>
+      <w:r>
+        <w:t>%a</w:t>
+      </w:r>
+    </w:p>
+    <w:p>
+      <w:pPr>
+        <w:ind w:left="720"/>
+      </w:pPr>
+      <w:r>
+        <w:t>%or%</w:t>
+      </w:r>
+    </w:p>
+    <w:p>
+      <w:pPr>
+        <w:ind w:left="720"/>
+      </w:pPr>
+      <w:r>
+        <w:t>-r%</w:t>
+      </w:r>
+    </w:p>
+    <w:p>
+      <w:pPr>
+        <w:ind w:left="720"/>
+      </w:pPr>
+      <w:r>
+        <w:t>a_%</w:t>
+      </w:r>
+    </w:p>
+    <w:p>
+      <w:pPr>
+        <w:ind w:left="720"/>
+      </w:pPr>
+      <w:r>
+        <w:t>a__%</w:t>
+      </w:r>
+    </w:p>
+    <w:p>
+      <w:pPr>
+        <w:ind w:left="720"/>
+      </w:pPr>
+      <w:r>
+        <w:t>a%0</w:t>
+      </w:r>
+    </w:p>
+    <w:p>
+      <w:pPr>
+        <w:ind w:left="720"/>
+      </w:pPr>
+      <w:r>
+        <w:t xml:space="preserve"> </w:t>
+      </w:r>
+    </w:p>
+    <w:p>
+      <w:pPr>
+        <w:ind w:left="720"/>
+      </w:pPr>
+      <w:r>
+        <w:t xml:space="preserve">select </w:t>
+      </w:r>
+      <w:proofErr w:type="spellStart"/>
+      <w:r>
+        <w:t>fname</w:t>
+      </w:r>
+      <w:proofErr w:type="spellEnd"/>
+      <w:r>
+        <w:t xml:space="preserve"> from employee where </w:t>
+      </w:r>
+      <w:proofErr w:type="spellStart"/>
+      <w:r>
+        <w:t>fname</w:t>
+      </w:r>
+      <w:proofErr w:type="spellEnd"/>
+      <w:r>
+        <w:t xml:space="preserve"> like 'a_%';</w:t>
+      </w:r>
+    </w:p>
+    <w:p>
+      <w:pPr>
+        <w:ind w:left="720"/>
+      </w:pPr>
+      <w:r>
+        <w:t xml:space="preserve"> </w:t>
+      </w:r>
+    </w:p>
+    <w:p>
+      <w:pPr>
+        <w:ind w:left="720"/>
+      </w:pPr>
+      <w:r>
+        <w:t>SELECT * FROM words</w:t>
+      </w:r>
+    </w:p>
+    <w:p>
+      <w:pPr>
+        <w:ind w:left="720"/>
+      </w:pPr>
+      <w:r>
+        <w:t>WHERE name LIKE 'a__%';</w:t>
+      </w:r>
+    </w:p>
+    <w:p>
+      <w:pPr>
+        <w:ind w:left="720"/>
+      </w:pPr>
+      <w:r>
+        <w:t xml:space="preserve"> </w:t>
+      </w:r>
+    </w:p>
+    <w:p>
+      <w:pPr>
+        <w:ind w:left="720"/>
+      </w:pPr>
+      <w:r>
+        <w:t>SELECT * FROM words</w:t>
+      </w:r>
+    </w:p>
+    <w:p>
+      <w:pPr>
+        <w:ind w:left="720"/>
+      </w:pPr>
+      <w:r>
+        <w:t>WHERE name LIKE 'a%0';</w:t>
+      </w:r>
+    </w:p>
+    <w:p>
+      <w:pPr>
+        <w:ind w:left="720"/>
+      </w:pPr>
+      <w:r>
+        <w:lastRenderedPageBreak/>
+        <w:t xml:space="preserve"> </w:t>
+      </w:r>
+    </w:p>
+    <w:p>
+      <w:pPr>
+        <w:ind w:left="720"/>
+      </w:pPr>
+      <w:r>
+        <w:t>SELECT * FROM Employees</w:t>
+      </w:r>
+    </w:p>
+    <w:p>
+      <w:pPr>
+        <w:ind w:left="720"/>
+      </w:pPr>
+      <w:r>
+        <w:t>WHERE Name LIKE 'a_%';</w:t>
+      </w:r>
+    </w:p>
+    <w:p>
+      <w:pPr>
+        <w:ind w:left="720"/>
+      </w:pPr>
+    </w:p>
+    <w:p>
+      <w:pPr>
+        <w:ind w:left="720"/>
+      </w:pPr>
+      <w:r>
+        <w:t xml:space="preserve">SELECT * </w:t>
+      </w:r>
+    </w:p>
+    <w:p>
+      <w:pPr>
+        <w:ind w:left="720"/>
+      </w:pPr>
+      <w:r>
+        <w:t>FROM employees</w:t>
+      </w:r>
+    </w:p>
+    <w:p>
+      <w:pPr>
+        <w:ind w:left="720"/>
+      </w:pPr>
+      <w:r>
+        <w:t>WHERE name LIKE "a_%</w:t>
+      </w:r>
+      <w:proofErr w:type="gramStart"/>
+      <w:r>
+        <w:t>" ;</w:t>
+      </w:r>
+      <w:proofErr w:type="gramEnd"/>
+    </w:p>
+    <w:p>
+      <w:pPr>
+        <w:ind w:left="720"/>
+      </w:pPr>
+      <w:r>
+        <w:t xml:space="preserve"> </w:t>
+      </w:r>
+    </w:p>
+    <w:p>
+      <w:pPr>
+        <w:ind w:left="720"/>
+      </w:pPr>
+      <w:r>
+        <w:t>SELECT column</w:t>
+      </w:r>
+    </w:p>
+    <w:p>
+      <w:pPr>
+        <w:ind w:left="720"/>
+      </w:pPr>
+      <w:r>
+        <w:t xml:space="preserve"> </w:t>
+      </w:r>
+    </w:p>
+    <w:p>
+      <w:pPr>
+        <w:ind w:left="720"/>
+      </w:pPr>
+      <w:r>
+        <w:t>SELECT *</w:t>
+      </w:r>
+    </w:p>
+    <w:p>
+      <w:pPr>
+        <w:ind w:left="720"/>
+      </w:pPr>
+      <w:r>
+        <w:t>a% - apple</w:t>
+      </w:r>
+    </w:p>
+    <w:p>
+      <w:pPr>
+        <w:ind w:left="720"/>
+      </w:pPr>
+      <w:r>
+        <w:t>%e = apple</w:t>
+      </w:r>
+    </w:p>
+    <w:p>
+      <w:pPr>
+        <w:ind w:left="720"/>
+      </w:pPr>
+      <w:r>
+        <w:t xml:space="preserve"> %pl% = apple</w:t>
+      </w:r>
+    </w:p>
+    <w:p>
+      <w:pPr>
+        <w:ind w:left="720"/>
+      </w:pPr>
+      <w:r>
+        <w:t xml:space="preserve"> _p% = apple</w:t>
+      </w:r>
+    </w:p>
+    <w:p>
+      <w:pPr>
+        <w:ind w:left="720"/>
+      </w:pPr>
+      <w:r>
+        <w:t xml:space="preserve"> </w:t>
+      </w:r>
+      <w:proofErr w:type="spellStart"/>
+      <w:r>
+        <w:t>a%e</w:t>
+      </w:r>
+      <w:proofErr w:type="spellEnd"/>
+      <w:r>
+        <w:t xml:space="preserve"> = apple</w:t>
+      </w:r>
+    </w:p>
+    <w:p>
+      <w:pPr>
+        <w:ind w:left="720"/>
+      </w:pPr>
+      <w:r>
+        <w:t xml:space="preserve"> </w:t>
+      </w:r>
+    </w:p>
+    <w:p>
+      <w:pPr>
+        <w:ind w:left="720"/>
+      </w:pPr>
+      <w:r>
+        <w:t>IN</w:t>
+      </w:r>
+    </w:p>
+    <w:p>
+      <w:pPr>
+        <w:ind w:left="720"/>
+      </w:pPr>
+      <w:r>
+        <w:t>NOT IN</w:t>
+      </w:r>
+    </w:p>
+    <w:p>
+      <w:pPr>
+        <w:ind w:left="720"/>
+      </w:pPr>
+      <w:r>
+        <w:t xml:space="preserve"> </w:t>
+      </w:r>
+    </w:p>
+    <w:p>
+      <w:pPr>
+        <w:ind w:left="720"/>
+      </w:pPr>
+      <w:r>
+        <w:t>SELECT *</w:t>
+      </w:r>
+    </w:p>
+    <w:p>
+      <w:pPr>
+        <w:ind w:left="720"/>
+      </w:pPr>
+      <w:r>
+        <w:t>FROM employees</w:t>
+      </w:r>
+    </w:p>
+    <w:p>
+      <w:pPr>
+        <w:ind w:left="720"/>
+      </w:pPr>
+      <w:r>
+        <w:t>WHERE department IN ('</w:t>
+      </w:r>
+      <w:proofErr w:type="spellStart"/>
+      <w:r>
+        <w:t>HR','Finance</w:t>
+      </w:r>
+      <w:proofErr w:type="spellEnd"/>
+      <w:r>
+        <w:t>');</w:t>
+      </w:r>
+    </w:p>
+    <w:p>
+      <w:pPr>
+        <w:ind w:left="720"/>
+      </w:pPr>
+      <w:r>
+        <w:t xml:space="preserve"> </w:t>
+      </w:r>
+    </w:p>
+    <w:p>
+      <w:pPr>
+        <w:ind w:left="720"/>
+      </w:pPr>
+      <w:r>
+        <w:t xml:space="preserve">SELECT * FROM </w:t>
+      </w:r>
+      <w:proofErr w:type="spellStart"/>
+      <w:r>
+        <w:t>custormers</w:t>
+      </w:r>
+      <w:proofErr w:type="spellEnd"/>
+      <w:r>
+        <w:t xml:space="preserve"> where country IN ('Germany', "</w:t>
+      </w:r>
+      <w:proofErr w:type="spellStart"/>
+      <w:r>
+        <w:t>France','UK</w:t>
+      </w:r>
+      <w:proofErr w:type="spellEnd"/>
+      <w:r>
+        <w:t>')</w:t>
+      </w:r>
+    </w:p>
+    <w:p>
+      <w:pPr>
+        <w:ind w:left="720"/>
+      </w:pPr>
+      <w:r>
+        <w:t xml:space="preserve"> </w:t>
+      </w:r>
+    </w:p>
+    <w:p>
+      <w:pPr>
+        <w:ind w:left="720"/>
+      </w:pPr>
+      <w:r>
+        <w:t>SELECT * FROM students</w:t>
+      </w:r>
+    </w:p>
+    <w:p>
+      <w:pPr>
+        <w:ind w:left="720"/>
+      </w:pPr>
+      <w:r>
+        <w:t>WHERE city IN ('Mumbai', 'Delhi');</w:t>
+      </w:r>
+    </w:p>
+    <w:p>
+      <w:pPr>
+        <w:ind w:left="720"/>
+      </w:pPr>
+      <w:r>
+        <w:t xml:space="preserve"> </w:t>
+      </w:r>
+    </w:p>
+    <w:p>
+      <w:pPr>
+        <w:ind w:left="720"/>
+      </w:pPr>
+      <w:r>
+        <w:t>Joins</w:t>
+      </w:r>
+    </w:p>
+    <w:p>
+      <w:pPr>
+        <w:ind w:left="720"/>
+      </w:pPr>
+      <w:r>
+        <w:t>Inner Join</w:t>
+      </w:r>
+    </w:p>
+    <w:p>
+      <w:pPr>
+        <w:ind w:left="720"/>
+      </w:pPr>
+      <w:r>
+        <w:t>Cross Join</w:t>
+      </w:r>
+    </w:p>
+    <w:p>
+      <w:pPr>
+        <w:ind w:left="720"/>
+      </w:pPr>
+      <w:r>
+        <w:t>left join</w:t>
+      </w:r>
+    </w:p>
+    <w:p>
+      <w:pPr>
+        <w:ind w:left="720"/>
+      </w:pPr>
+      <w:r>
+        <w:t>right join</w:t>
+      </w:r>
+    </w:p>
+    <w:p>
+      <w:pPr>
+        <w:ind w:left="720"/>
+      </w:pPr>
+      <w:r>
+        <w:t xml:space="preserve"> </w:t>
+      </w:r>
+    </w:p>
+    <w:p>
+      <w:pPr>
+        <w:ind w:left="720"/>
+      </w:pPr>
+      <w:r>
+        <w:lastRenderedPageBreak/>
+        <w:t xml:space="preserve"> </w:t>
+      </w:r>
+      <w:proofErr w:type="spellStart"/>
+      <w:r>
+        <w:t>Macthing</w:t>
+      </w:r>
+      <w:proofErr w:type="spellEnd"/>
+      <w:r>
+        <w:t xml:space="preserve"> values in both the tables</w:t>
+      </w:r>
+    </w:p>
+    <w:p>
+      <w:pPr>
+        <w:ind w:left="720"/>
+      </w:pPr>
+      <w:r>
+        <w:t xml:space="preserve"> </w:t>
+      </w:r>
+    </w:p>
+    <w:p>
+      <w:pPr>
+        <w:ind w:left="720"/>
+      </w:pPr>
+      <w:r>
+        <w:t>table 1:</w:t>
+      </w:r>
+    </w:p>
+    <w:p>
+      <w:pPr>
+        <w:ind w:left="720"/>
+      </w:pPr>
+      <w:r>
+        <w:t>std id, std name, address</w:t>
+      </w:r>
+    </w:p>
+    <w:p>
+      <w:pPr>
+        <w:ind w:left="720"/>
+      </w:pPr>
+      <w:r>
+        <w:t xml:space="preserve">table 2: </w:t>
+      </w:r>
+    </w:p>
+    <w:p>
+      <w:pPr>
+        <w:ind w:left="720"/>
+      </w:pPr>
+      <w:r>
+        <w:t>subject id, std id, subject name</w:t>
+      </w:r>
+    </w:p>
+    <w:p>
+      <w:pPr>
+        <w:ind w:left="720"/>
+      </w:pPr>
+      <w:r>
+        <w:t xml:space="preserve"> </w:t>
+      </w:r>
+    </w:p>
+    <w:p>
+      <w:pPr>
+        <w:ind w:left="720"/>
+      </w:pPr>
+      <w:r>
+        <w:t>inner join result will be the std id</w:t>
+      </w:r>
+    </w:p>
+    <w:p>
+      <w:pPr>
+        <w:ind w:left="720"/>
+      </w:pPr>
+      <w:r>
+        <w:t xml:space="preserve"> </w:t>
+      </w:r>
+    </w:p>
+    <w:p>
+      <w:pPr>
+        <w:ind w:left="720"/>
+      </w:pPr>
+      <w:r>
+        <w:t>UNION</w:t>
+      </w:r>
+    </w:p>
+    <w:p>
+      <w:pPr>
+        <w:ind w:left="720"/>
+      </w:pPr>
+      <w:r>
+        <w:t xml:space="preserve"> </w:t>
+      </w:r>
+    </w:p>
+    <w:p>
+      <w:pPr>
+        <w:ind w:left="720"/>
+      </w:pPr>
+      <w:r>
+        <w:t>UNION ALL</w:t>
+      </w:r>
+    </w:p>
+    <w:p>
+      <w:pPr>
+        <w:ind w:left="720"/>
+      </w:pPr>
+      <w:r>
+        <w:t xml:space="preserve"> </w:t>
+      </w:r>
+    </w:p>
+    <w:p>
+      <w:pPr>
+        <w:ind w:left="720"/>
+      </w:pPr>
+      <w:r>
+        <w:t>GROUP BY</w:t>
+      </w:r>
+    </w:p>
+    <w:p>
+      <w:pPr>
+        <w:ind w:left="720"/>
+      </w:pPr>
+      <w:r>
+        <w:t xml:space="preserve"> </w:t>
+      </w:r>
+    </w:p>
+    <w:p>
+      <w:pPr>
+        <w:ind w:left="720"/>
+      </w:pPr>
+      <w:r>
+        <w:t>we use them for aggregate functions</w:t>
+      </w:r>
+    </w:p>
+    <w:p>
+      <w:pPr>
+        <w:ind w:left="720"/>
+      </w:pPr>
+      <w:r>
+        <w:t xml:space="preserve"> </w:t>
+      </w:r>
+    </w:p>
+    <w:p>
+      <w:pPr>
+        <w:ind w:left="720"/>
+      </w:pPr>
+      <w:r>
+        <w:t>Having clause</w:t>
+      </w:r>
+    </w:p>
+    <w:p>
+      <w:pPr>
+        <w:ind w:left="720"/>
+      </w:pPr>
+      <w:r>
+        <w:t xml:space="preserve">SELECT Product, </w:t>
+      </w:r>
+      <w:proofErr w:type="gramStart"/>
+      <w:r>
+        <w:t>COUNT(</w:t>
+      </w:r>
+      <w:proofErr w:type="gramEnd"/>
+      <w:r>
+        <w:t>*)</w:t>
+      </w:r>
+    </w:p>
+    <w:p>
+      <w:pPr>
+        <w:ind w:left="720"/>
+      </w:pPr>
+    </w:p>
+    <w:p>
+      <w:pPr>
+        <w:ind w:left="720"/>
+      </w:pPr>
+      <w:r>
+        <w:t>FROM Sales</w:t>
+      </w:r>
+    </w:p>
+    <w:p>
+      <w:pPr>
+        <w:ind w:left="720"/>
+      </w:pPr>
+      <w:r>
+        <w:t>GROUP BY Product</w:t>
+      </w:r>
+    </w:p>
+    <w:p>
+      <w:pPr>
+        <w:ind w:left="720"/>
+      </w:pPr>
+      <w:r>
+        <w:t xml:space="preserve">HAVING </w:t>
+      </w:r>
+      <w:proofErr w:type="gramStart"/>
+      <w:r>
+        <w:t>COUNT(</w:t>
+      </w:r>
+      <w:proofErr w:type="gramEnd"/>
+      <w:r>
+        <w:t>*) &gt;= 2;</w:t>
+      </w:r>
+    </w:p>
+    <w:p>
+      <w:pPr>
+        <w:ind w:left="720"/>
+      </w:pPr>
+      <w:r>
+        <w:t xml:space="preserve">select </w:t>
+      </w:r>
+      <w:proofErr w:type="gramStart"/>
+      <w:r>
+        <w:t>count(</w:t>
+      </w:r>
+      <w:proofErr w:type="gramEnd"/>
+      <w:r>
+        <w:t xml:space="preserve">customer id), country from customers Group BY country Having </w:t>
+      </w:r>
+      <w:proofErr w:type="gramStart"/>
+      <w:r>
+        <w:t>count(</w:t>
+      </w:r>
+      <w:proofErr w:type="spellStart"/>
+      <w:proofErr w:type="gramEnd"/>
+      <w:r>
+        <w:t>costomer</w:t>
+      </w:r>
+      <w:proofErr w:type="spellEnd"/>
+      <w:r>
+        <w:t xml:space="preserve"> id)&gt;5;</w:t>
+      </w:r>
+    </w:p>
+    <w:p>
+      <w:pPr>
+        <w:ind w:left="720"/>
+      </w:pPr>
+    </w:p>
+    <w:p>
+      <w:pPr>
+        <w:ind w:left="720"/>
+      </w:pPr>
     </w:p>
     <w:p>
       <w:pPr>
